--- a/source-multichoice/build/es-hardware-intro-2.docx
+++ b/source-multichoice/build/es-hardware-intro-2.docx
@@ -25,6 +25,16 @@
       <w:r>
         <w:t>a)</w:t>
         <w:tab/>
+        <w:t>El conjunto de partes físicas de un sistema informático.</w:t>
+      </w:r>
+    </w:p>
+    <w:p>
+      <w:pPr>
+        <w:pStyle w:val="Choice"/>
+      </w:pPr>
+      <w:r>
+        <w:t>b)</w:t>
+        <w:tab/>
         <w:t>El conjunto de partes virtuales de un sistema informático.</w:t>
       </w:r>
     </w:p>
@@ -33,7 +43,7 @@
         <w:pStyle w:val="Choice"/>
       </w:pPr>
       <w:r>
-        <w:t>b)</w:t>
+        <w:t>c)</w:t>
         <w:tab/>
         <w:t>El conjunto de datos de un sistema informático.</w:t>
       </w:r>
@@ -43,23 +53,13 @@
         <w:pStyle w:val="Choice"/>
       </w:pPr>
       <w:r>
-        <w:t>c)</w:t>
+        <w:t>d)</w:t>
         <w:tab/>
         <w:t>El conjunto de programas de un sistema informático.</w:t>
       </w:r>
     </w:p>
     <w:p>
       <w:pPr>
-        <w:pStyle w:val="Choice"/>
-      </w:pPr>
-      <w:r>
-        <w:t>d)</w:t>
-        <w:tab/>
-        <w:t>El conjunto de partes físicas de un sistema informático.</w:t>
-      </w:r>
-    </w:p>
-    <w:p>
-      <w:pPr>
         <w:pStyle w:val="ListNumber"/>
       </w:pPr>
       <w:r>
@@ -73,7 +73,7 @@
       <w:r>
         <w:t>a)</w:t>
         <w:tab/>
-        <w:t>El hardware es físico y el software es intangible.</w:t>
+        <w:t>El hardware es intangible y el software es físico.</w:t>
       </w:r>
     </w:p>
     <w:p>
@@ -103,7 +103,7 @@
       <w:r>
         <w:t>d)</w:t>
         <w:tab/>
-        <w:t>El hardware es intangible y el software es físico.</w:t>
+        <w:t>El hardware es físico y el software es intangible.</w:t>
       </w:r>
     </w:p>
     <w:p>
@@ -121,7 +121,7 @@
       <w:r>
         <w:t>a)</w:t>
         <w:tab/>
-        <w:t>La ciencia que se encarga de estudiar las técnicas, tecnologías y herramientas necesarias para recopilar, almacenar, procesar y transmitir información.</w:t>
+        <w:t>La ciencia que se encarga de estudiar las técnicas, tecnologías y herramientas necesarias para recopilar, almacenar, procesar y transmitir hardware.</w:t>
       </w:r>
     </w:p>
     <w:p>
@@ -130,16 +130,6 @@
       </w:pPr>
       <w:r>
         <w:t>b)</w:t>
-        <w:tab/>
-        <w:t>La ciencia que se encarga del estudio de la física de los ordenadores.</w:t>
-      </w:r>
-    </w:p>
-    <w:p>
-      <w:pPr>
-        <w:pStyle w:val="Choice"/>
-      </w:pPr>
-      <w:r>
-        <w:t>c)</w:t>
         <w:tab/>
         <w:t>La ciencia que se encarga del estudio de la historia de los ordenadores.</w:t>
       </w:r>
@@ -149,9 +139,19 @@
         <w:pStyle w:val="Choice"/>
       </w:pPr>
       <w:r>
+        <w:t>c)</w:t>
+        <w:tab/>
+        <w:t>La ciencia que se encarga de estudiar las técnicas, tecnologías y herramientas necesarias para recopilar, almacenar, procesar y transmitir información.</w:t>
+      </w:r>
+    </w:p>
+    <w:p>
+      <w:pPr>
+        <w:pStyle w:val="Choice"/>
+      </w:pPr>
+      <w:r>
         <w:t>d)</w:t>
         <w:tab/>
-        <w:t>La ciencia que se encarga de estudiar las técnicas, tecnologías y herramientas necesarias para recopilar, almacenar, procesar y transmitir hardware.</w:t>
+        <w:t>La ciencia que se encarga del estudio de la física de los ordenadores.</w:t>
       </w:r>
     </w:p>
     <w:p>
@@ -189,7 +189,7 @@
       <w:r>
         <w:t>c)</w:t>
         <w:tab/>
-        <w:t>Historia, arte, literatura, filosofía, entre otros.</w:t>
+        <w:t>Programación, bases de datos, inteligencia artificial, criptografía, redes de computadoras, configuración del hardware, entre otros.</w:t>
       </w:r>
     </w:p>
     <w:p>
@@ -199,7 +199,7 @@
       <w:r>
         <w:t>d)</w:t>
         <w:tab/>
-        <w:t>Programación, bases de datos, inteligencia artificial, criptografía, redes de computadoras, configuración del hardware, entre otros.</w:t>
+        <w:t>Historia, arte, literatura, filosofía, entre otros.</w:t>
       </w:r>
     </w:p>
     <w:p>
@@ -217,7 +217,7 @@
       <w:r>
         <w:t>a)</w:t>
         <w:tab/>
-        <w:t>Los cables que conectan los componentes del ordenador.</w:t>
+        <w:t>Los programas y datos del ordenador.</w:t>
       </w:r>
     </w:p>
     <w:p>
@@ -227,7 +227,7 @@
       <w:r>
         <w:t>b)</w:t>
         <w:tab/>
-        <w:t>Los componentes internos del ordenador.</w:t>
+        <w:t>Los cables que conectan los componentes del ordenador.</w:t>
       </w:r>
     </w:p>
     <w:p>
@@ -247,7 +247,7 @@
       <w:r>
         <w:t>d)</w:t>
         <w:tab/>
-        <w:t>Los programas y datos del ordenador.</w:t>
+        <w:t>Los componentes internos del ordenador.</w:t>
       </w:r>
     </w:p>
     <w:p>
@@ -265,16 +265,6 @@
       <w:r>
         <w:t>a)</w:t>
         <w:tab/>
-        <w:t>La ciencia que se encarga del estudio de comunicación a distancia.</w:t>
-      </w:r>
-    </w:p>
-    <w:p>
-      <w:pPr>
-        <w:pStyle w:val="Choice"/>
-      </w:pPr>
-      <w:r>
-        <w:t>b)</w:t>
-        <w:tab/>
         <w:t>La ciencia que se encarga del estudio de los ordenadores cuánticos.</w:t>
       </w:r>
     </w:p>
@@ -283,9 +273,19 @@
         <w:pStyle w:val="Choice"/>
       </w:pPr>
       <w:r>
+        <w:t>b)</w:t>
+        <w:tab/>
+        <w:t>La ciencia que se encarga del estudio de la comunicación segura.</w:t>
+      </w:r>
+    </w:p>
+    <w:p>
+      <w:pPr>
+        <w:pStyle w:val="Choice"/>
+      </w:pPr>
+      <w:r>
         <w:t>c)</w:t>
         <w:tab/>
-        <w:t>La ciencia que se encarga del estudio de la comunicación segura.</w:t>
+        <w:t>La ciencia que se encarga del estudio de comunicación a distancia.</w:t>
       </w:r>
     </w:p>
     <w:p>
@@ -313,6 +313,26 @@
       <w:r>
         <w:t>a)</w:t>
         <w:tab/>
+        <w:t>Es una máquina que se utiliza para enviar correos electrónicos.</w:t>
+      </w:r>
+    </w:p>
+    <w:p>
+      <w:pPr>
+        <w:pStyle w:val="Choice"/>
+      </w:pPr>
+      <w:r>
+        <w:t>b)</w:t>
+        <w:tab/>
+        <w:t>Es una máquina que tiene la capacidad de calcular, ordenar y clasificar grandes cantidades de datos.</w:t>
+      </w:r>
+    </w:p>
+    <w:p>
+      <w:pPr>
+        <w:pStyle w:val="Choice"/>
+      </w:pPr>
+      <w:r>
+        <w:t>c)</w:t>
+        <w:tab/>
         <w:t>Es una máquina que se utiliza para jugar con videojuegos.</w:t>
       </w:r>
     </w:p>
@@ -321,33 +341,13 @@
         <w:pStyle w:val="Choice"/>
       </w:pPr>
       <w:r>
-        <w:t>b)</w:t>
+        <w:t>d)</w:t>
         <w:tab/>
         <w:t>Es una máquina que realiza cálculos matemáticos.</w:t>
       </w:r>
     </w:p>
     <w:p>
       <w:pPr>
-        <w:pStyle w:val="Choice"/>
-      </w:pPr>
-      <w:r>
-        <w:t>c)</w:t>
-        <w:tab/>
-        <w:t>Es una máquina que tiene la capacidad de calcular, ordenar y clasificar grandes cantidades de datos.</w:t>
-      </w:r>
-    </w:p>
-    <w:p>
-      <w:pPr>
-        <w:pStyle w:val="Choice"/>
-      </w:pPr>
-      <w:r>
-        <w:t>d)</w:t>
-        <w:tab/>
-        <w:t>Es una máquina que se utiliza para enviar correos electrónicos.</w:t>
-      </w:r>
-    </w:p>
-    <w:p>
-      <w:pPr>
         <w:pStyle w:val="ListNumber"/>
       </w:pPr>
       <w:r>
@@ -361,6 +361,16 @@
       <w:r>
         <w:t>a)</w:t>
         <w:tab/>
+        <w:t>Proviene del francés "ordinateur", acuñado por la empresa IBM en 1955 en Francia.</w:t>
+      </w:r>
+    </w:p>
+    <w:p>
+      <w:pPr>
+        <w:pStyle w:val="Choice"/>
+      </w:pPr>
+      <w:r>
+        <w:t>b)</w:t>
+        <w:tab/>
         <w:t>Proviene del latín "computare".</w:t>
       </w:r>
     </w:p>
@@ -369,9 +379,9 @@
         <w:pStyle w:val="Choice"/>
       </w:pPr>
       <w:r>
-        <w:t>b)</w:t>
+        <w:t>c)</w:t>
         <w:tab/>
-        <w:t>Proviene del francés "ordinateur", acuñado por la empresa IBM en 1955 en Francia.</w:t>
+        <w:t>Proviene del español "computador".</w:t>
       </w:r>
     </w:p>
     <w:p>
@@ -379,23 +389,13 @@
         <w:pStyle w:val="Choice"/>
       </w:pPr>
       <w:r>
-        <w:t>c)</w:t>
+        <w:t>d)</w:t>
         <w:tab/>
         <w:t>Proviene del inglés "computer" traducido al español.</w:t>
       </w:r>
     </w:p>
     <w:p>
       <w:pPr>
-        <w:pStyle w:val="Choice"/>
-      </w:pPr>
-      <w:r>
-        <w:t>d)</w:t>
-        <w:tab/>
-        <w:t>Proviene del español "computador".</w:t>
-      </w:r>
-    </w:p>
-    <w:p>
-      <w:pPr>
         <w:pStyle w:val="ListNumber"/>
       </w:pPr>
       <w:r>
@@ -409,6 +409,26 @@
       <w:r>
         <w:t>a)</w:t>
         <w:tab/>
+        <w:t>Es una palabra que se utiliza en el mundo anglosajón y en Latinoamérica para referirse a las máquinas que realizan cálculos matemáticos.</w:t>
+      </w:r>
+    </w:p>
+    <w:p>
+      <w:pPr>
+        <w:pStyle w:val="Choice"/>
+      </w:pPr>
+      <w:r>
+        <w:t>b)</w:t>
+        <w:tab/>
+        <w:t>Es una palabra que se utiliza en el mundo anglosajón y en Latinoamérica para referirse a una persona dedicada a realizar cálculos matemáticos.</w:t>
+      </w:r>
+    </w:p>
+    <w:p>
+      <w:pPr>
+        <w:pStyle w:val="Choice"/>
+      </w:pPr>
+      <w:r>
+        <w:t>c)</w:t>
+        <w:tab/>
         <w:t>Es una palabra que se utiliza para referirse a una máquina que se utiliza para enviar correos electrónicos.</w:t>
       </w:r>
     </w:p>
@@ -417,33 +437,13 @@
         <w:pStyle w:val="Choice"/>
       </w:pPr>
       <w:r>
-        <w:t>b)</w:t>
-        <w:tab/>
-        <w:t>Es una palabra que se utiliza en el mundo anglosajón y en Latinoamérica para referirse a las máquinas que realizan cálculos matemáticos.</w:t>
-      </w:r>
-    </w:p>
-    <w:p>
-      <w:pPr>
-        <w:pStyle w:val="Choice"/>
-      </w:pPr>
-      <w:r>
-        <w:t>c)</w:t>
+        <w:t>d)</w:t>
         <w:tab/>
         <w:t>Es una palabra que se utiliza para referirse a una máquina que se utiliza para hacer llamadas telefónicas.</w:t>
       </w:r>
     </w:p>
     <w:p>
       <w:pPr>
-        <w:pStyle w:val="Choice"/>
-      </w:pPr>
-      <w:r>
-        <w:t>d)</w:t>
-        <w:tab/>
-        <w:t>Es una palabra que se utiliza en el mundo anglosajón y en Latinoamérica para referirse a una persona dedicada a realizar cálculos matemáticos.</w:t>
-      </w:r>
-    </w:p>
-    <w:p>
-      <w:pPr>
         <w:pStyle w:val="ListNumber"/>
       </w:pPr>
       <w:r>
@@ -457,7 +457,7 @@
       <w:r>
         <w:t>a)</w:t>
         <w:tab/>
-        <w:t>Porque originalmente se utilizaba para referirse a una persona dedicada a realizar cálculos matemáticos y luego se adaptó para referirse a las máquinas que realizan esta función.</w:t>
+        <w:t>Porque fue acuñada por la empresa IBM en 1955 en Francia.</w:t>
       </w:r>
     </w:p>
     <w:p>
@@ -487,7 +487,7 @@
       <w:r>
         <w:t>d)</w:t>
         <w:tab/>
-        <w:t>Porque fue acuñada por la empresa IBM en 1955 en Francia.</w:t>
+        <w:t>Porque originalmente se utilizaba para referirse a una persona dedicada a realizar cálculos matemáticos y luego se adaptó para referirse a las máquinas que realizan esta función.</w:t>
       </w:r>
     </w:p>
     <w:p>
@@ -553,7 +553,7 @@
       <w:r>
         <w:t>a)</w:t>
         <w:tab/>
-        <w:t>Máquina analítica.</w:t>
+        <w:t>Tarjetas perforadas.</w:t>
       </w:r>
     </w:p>
     <w:p>
@@ -573,7 +573,7 @@
       <w:r>
         <w:t>c)</w:t>
         <w:tab/>
-        <w:t>Dispositivos de entrada basados en cinta perforada.</w:t>
+        <w:t>Máquina analítica.</w:t>
       </w:r>
     </w:p>
     <w:p>
@@ -583,7 +583,7 @@
       <w:r>
         <w:t>d)</w:t>
         <w:tab/>
-        <w:t>Tarjetas perforadas.</w:t>
+        <w:t>Dispositivos de entrada basados en cinta perforada.</w:t>
       </w:r>
     </w:p>
     <w:p>
@@ -601,6 +601,26 @@
       <w:r>
         <w:t>a)</w:t>
         <w:tab/>
+        <w:t>Z1</w:t>
+      </w:r>
+    </w:p>
+    <w:p>
+      <w:pPr>
+        <w:pStyle w:val="Choice"/>
+      </w:pPr>
+      <w:r>
+        <w:t>b)</w:t>
+        <w:tab/>
+        <w:t>ENIAC</w:t>
+      </w:r>
+    </w:p>
+    <w:p>
+      <w:pPr>
+        <w:pStyle w:val="Choice"/>
+      </w:pPr>
+      <w:r>
+        <w:t>c)</w:t>
+        <w:tab/>
         <w:t>Máquina analítica</w:t>
       </w:r>
     </w:p>
@@ -609,33 +629,13 @@
         <w:pStyle w:val="Choice"/>
       </w:pPr>
       <w:r>
-        <w:t>b)</w:t>
-        <w:tab/>
-        <w:t>Z1</w:t>
-      </w:r>
-    </w:p>
-    <w:p>
-      <w:pPr>
-        <w:pStyle w:val="Choice"/>
-      </w:pPr>
-      <w:r>
-        <w:t>c)</w:t>
+        <w:t>d)</w:t>
         <w:tab/>
         <w:t>Colossus Mark I</w:t>
       </w:r>
     </w:p>
     <w:p>
       <w:pPr>
-        <w:pStyle w:val="Choice"/>
-      </w:pPr>
-      <w:r>
-        <w:t>d)</w:t>
-        <w:tab/>
-        <w:t>ENIAC</w:t>
-      </w:r>
-    </w:p>
-    <w:p>
-      <w:pPr>
         <w:pStyle w:val="ListNumber"/>
       </w:pPr>
       <w:r>
@@ -649,7 +649,7 @@
       <w:r>
         <w:t>a)</w:t>
         <w:tab/>
-        <w:t>Procesamiento de tarjetas perforadas para la tabulación de datos.</w:t>
+        <w:t>La máquina mecánica programable analítica.</w:t>
       </w:r>
     </w:p>
     <w:p>
@@ -658,6 +658,16 @@
       </w:pPr>
       <w:r>
         <w:t>b)</w:t>
+        <w:tab/>
+        <w:t>El ordenador general para la tabulación de datos censales.</w:t>
+      </w:r>
+    </w:p>
+    <w:p>
+      <w:pPr>
+        <w:pStyle w:val="Choice"/>
+      </w:pPr>
+      <w:r>
+        <w:t>c)</w:t>
         <w:tab/>
         <w:t>Dispositivos de entrada basados en tarjetas perforadas.</w:t>
       </w:r>
@@ -667,19 +677,9 @@
         <w:pStyle w:val="Choice"/>
       </w:pPr>
       <w:r>
-        <w:t>c)</w:t>
-        <w:tab/>
-        <w:t>La máquina mecánica programable analítica.</w:t>
-      </w:r>
-    </w:p>
-    <w:p>
-      <w:pPr>
-        <w:pStyle w:val="Choice"/>
-      </w:pPr>
-      <w:r>
         <w:t>d)</w:t>
         <w:tab/>
-        <w:t>El ordenador general para la tabulación de datos censales.</w:t>
+        <w:t>Procesamiento de tarjetas perforadas para la tabulación de datos.</w:t>
       </w:r>
     </w:p>
     <w:p>
@@ -707,6 +707,16 @@
       <w:r>
         <w:t>b)</w:t>
         <w:tab/>
+        <w:t>El ordenador Colossus Mark I</w:t>
+      </w:r>
+    </w:p>
+    <w:p>
+      <w:pPr>
+        <w:pStyle w:val="Choice"/>
+      </w:pPr>
+      <w:r>
+        <w:t>c)</w:t>
+        <w:tab/>
         <w:t>El ordenador ENIAC</w:t>
       </w:r>
     </w:p>
@@ -715,19 +725,9 @@
         <w:pStyle w:val="Choice"/>
       </w:pPr>
       <w:r>
-        <w:t>c)</w:t>
+        <w:t>d)</w:t>
         <w:tab/>
         <w:t>El ordenador Z1</w:t>
-      </w:r>
-    </w:p>
-    <w:p>
-      <w:pPr>
-        <w:pStyle w:val="Choice"/>
-      </w:pPr>
-      <w:r>
-        <w:t>d)</w:t>
-        <w:tab/>
-        <w:t>El ordenador Colossus Mark I</w:t>
       </w:r>
     </w:p>
     <w:p>
@@ -755,7 +755,7 @@
       <w:r>
         <w:t>b)</w:t>
         <w:tab/>
-        <w:t>Relés electromecánicos</w:t>
+        <w:t>Válvulas de vacío</w:t>
       </w:r>
     </w:p>
     <w:p>
@@ -775,7 +775,7 @@
       <w:r>
         <w:t>d)</w:t>
         <w:tab/>
-        <w:t>Válvulas de vacío</w:t>
+        <w:t>Relés electromecánicos</w:t>
       </w:r>
     </w:p>
     <w:p>
@@ -803,7 +803,7 @@
       <w:r>
         <w:t>b)</w:t>
         <w:tab/>
-        <w:t>Para crear, ordenar y tabular tarjetas perforadas del censo.</w:t>
+        <w:t>Para realizar cualquier tipo de cálculo matemático complejo.</w:t>
       </w:r>
     </w:p>
     <w:p>
@@ -813,7 +813,7 @@
       <w:r>
         <w:t>c)</w:t>
         <w:tab/>
-        <w:t>Para realizar cualquier tipo de cálculo matemático complejo.</w:t>
+        <w:t>Para crear, ordenar y tabular tarjetas perforadas del censo.</w:t>
       </w:r>
     </w:p>
     <w:p>
@@ -841,6 +841,16 @@
       <w:r>
         <w:t>a)</w:t>
         <w:tab/>
+        <w:t>Konrad Zuse Company.</w:t>
+      </w:r>
+    </w:p>
+    <w:p>
+      <w:pPr>
+        <w:pStyle w:val="Choice"/>
+      </w:pPr>
+      <w:r>
+        <w:t>b)</w:t>
+        <w:tab/>
         <w:t>Basile Bouchon Company.</w:t>
       </w:r>
     </w:p>
@@ -849,19 +859,9 @@
         <w:pStyle w:val="Choice"/>
       </w:pPr>
       <w:r>
-        <w:t>b)</w:t>
+        <w:t>c)</w:t>
         <w:tab/>
         <w:t>Tabulating Machine Company.</w:t>
-      </w:r>
-    </w:p>
-    <w:p>
-      <w:pPr>
-        <w:pStyle w:val="Choice"/>
-      </w:pPr>
-      <w:r>
-        <w:t>c)</w:t>
-        <w:tab/>
-        <w:t>Konrad Zuse Company.</w:t>
       </w:r>
     </w:p>
     <w:p>
@@ -889,6 +889,16 @@
       <w:r>
         <w:t>a)</w:t>
         <w:tab/>
+        <w:t>Adaptó los mecanismos de relojería utilizados en las cajas de música a la tarea repetitiva de un telar.</w:t>
+      </w:r>
+    </w:p>
+    <w:p>
+      <w:pPr>
+        <w:pStyle w:val="Choice"/>
+      </w:pPr>
+      <w:r>
+        <w:t>b)</w:t>
+        <w:tab/>
         <w:t>Diseño e intentó construir una máquina mecánica programable para hacer cualquier tipo de ordenación de datos.</w:t>
       </w:r>
     </w:p>
@@ -897,9 +907,9 @@
         <w:pStyle w:val="Choice"/>
       </w:pPr>
       <w:r>
-        <w:t>b)</w:t>
+        <w:t>c)</w:t>
         <w:tab/>
-        <w:t>Adaptó los mecanismos de relojería utilizados en las cajas de música a la tarea repetitiva de un telar.</w:t>
+        <w:t>Diseño e intentó construir una máquina mecánica programable para hacer cualquier tipo de cálculo.</w:t>
       </w:r>
     </w:p>
     <w:p>
@@ -907,23 +917,13 @@
         <w:pStyle w:val="Choice"/>
       </w:pPr>
       <w:r>
-        <w:t>c)</w:t>
+        <w:t>d)</w:t>
         <w:tab/>
         <w:t>Desarrolló la tecnología de procesamiento de tarjetas perforadas de datos.</w:t>
       </w:r>
     </w:p>
     <w:p>
       <w:pPr>
-        <w:pStyle w:val="Choice"/>
-      </w:pPr>
-      <w:r>
-        <w:t>d)</w:t>
-        <w:tab/>
-        <w:t>Diseño e intentó construir una máquina mecánica programable para hacer cualquier tipo de cálculo.</w:t>
-      </w:r>
-    </w:p>
-    <w:p>
-      <w:pPr>
         <w:pStyle w:val="ListNumber"/>
       </w:pPr>
       <w:r>
@@ -937,7 +937,7 @@
       <w:r>
         <w:t>a)</w:t>
         <w:tab/>
-        <w:t>1974</w:t>
+        <w:t>1964</w:t>
       </w:r>
     </w:p>
     <w:p>
@@ -957,7 +957,7 @@
       <w:r>
         <w:t>c)</w:t>
         <w:tab/>
-        <w:t>1954</w:t>
+        <w:t>1974</w:t>
       </w:r>
     </w:p>
     <w:p>
@@ -967,7 +967,7 @@
       <w:r>
         <w:t>d)</w:t>
         <w:tab/>
-        <w:t>1964</w:t>
+        <w:t>1954</w:t>
       </w:r>
     </w:p>
     <w:p>
@@ -985,6 +985,16 @@
       <w:r>
         <w:t>a)</w:t>
         <w:tab/>
+        <w:t>IBM</w:t>
+      </w:r>
+    </w:p>
+    <w:p>
+      <w:pPr>
+        <w:pStyle w:val="Choice"/>
+      </w:pPr>
+      <w:r>
+        <w:t>b)</w:t>
+        <w:tab/>
         <w:t>Microsoft</w:t>
       </w:r>
     </w:p>
@@ -993,19 +1003,249 @@
         <w:pStyle w:val="Choice"/>
       </w:pPr>
       <w:r>
+        <w:t>c)</w:t>
+        <w:tab/>
+        <w:t>Apple</w:t>
+      </w:r>
+    </w:p>
+    <w:p>
+      <w:pPr>
+        <w:pStyle w:val="Choice"/>
+      </w:pPr>
+      <w:r>
+        <w:t>d)</w:t>
+        <w:tab/>
+        <w:t>Intel</w:t>
+      </w:r>
+    </w:p>
+    <w:p>
+      <w:pPr>
+        <w:pStyle w:val="ListNumber"/>
+      </w:pPr>
+      <w:r>
+        <w:t>¿Cuándo aparecieron los primeros ordenadores personales de venta masiva?</w:t>
+      </w:r>
+    </w:p>
+    <w:p>
+      <w:pPr>
+        <w:pStyle w:val="Choice"/>
+      </w:pPr>
+      <w:r>
+        <w:t>a)</w:t>
+        <w:tab/>
+        <w:t>En la década de 1980</w:t>
+      </w:r>
+    </w:p>
+    <w:p>
+      <w:pPr>
+        <w:pStyle w:val="Choice"/>
+      </w:pPr>
+      <w:r>
         <w:t>b)</w:t>
+        <w:tab/>
+        <w:t>En la década de 2000</w:t>
+      </w:r>
+    </w:p>
+    <w:p>
+      <w:pPr>
+        <w:pStyle w:val="Choice"/>
+      </w:pPr>
+      <w:r>
+        <w:t>c)</w:t>
+        <w:tab/>
+        <w:t>En la década de 1970</w:t>
+      </w:r>
+    </w:p>
+    <w:p>
+      <w:pPr>
+        <w:pStyle w:val="Choice"/>
+      </w:pPr>
+      <w:r>
+        <w:t>d)</w:t>
+        <w:tab/>
+        <w:t>En la década de 1990</w:t>
+      </w:r>
+    </w:p>
+    <w:p>
+      <w:pPr>
+        <w:pStyle w:val="ListNumber"/>
+      </w:pPr>
+      <w:r>
+        <w:t>¿Qué empresa lanzó su ordenador personal con sistema operativo de Microsoft en 1981?</w:t>
+      </w:r>
+    </w:p>
+    <w:p>
+      <w:pPr>
+        <w:pStyle w:val="Choice"/>
+      </w:pPr>
+      <w:r>
+        <w:t>a)</w:t>
+        <w:tab/>
+        <w:t>Apple</w:t>
+      </w:r>
+    </w:p>
+    <w:p>
+      <w:pPr>
+        <w:pStyle w:val="Choice"/>
+      </w:pPr>
+      <w:r>
+        <w:t>b)</w:t>
+        <w:tab/>
+        <w:t>Intel</w:t>
+      </w:r>
+    </w:p>
+    <w:p>
+      <w:pPr>
+        <w:pStyle w:val="Choice"/>
+      </w:pPr>
+      <w:r>
+        <w:t>c)</w:t>
+        <w:tab/>
+        <w:t>Google</w:t>
+      </w:r>
+    </w:p>
+    <w:p>
+      <w:pPr>
+        <w:pStyle w:val="Choice"/>
+      </w:pPr>
+      <w:r>
+        <w:t>d)</w:t>
         <w:tab/>
         <w:t>IBM</w:t>
       </w:r>
     </w:p>
     <w:p>
       <w:pPr>
+        <w:pStyle w:val="ListNumber"/>
+      </w:pPr>
+      <w:r>
+        <w:t>¿En qué década comenzó a ser utilizada de forma masiva la antigua red Arpanet, antes limitada a universidades, centros de cálculo o bases militares?</w:t>
+      </w:r>
+    </w:p>
+    <w:p>
+      <w:pPr>
+        <w:pStyle w:val="Choice"/>
+      </w:pPr>
+      <w:r>
+        <w:t>a)</w:t>
+        <w:tab/>
+        <w:t>En la década de 1980</w:t>
+      </w:r>
+    </w:p>
+    <w:p>
+      <w:pPr>
+        <w:pStyle w:val="Choice"/>
+      </w:pPr>
+      <w:r>
+        <w:t>b)</w:t>
+        <w:tab/>
+        <w:t>En la década de 1970</w:t>
+      </w:r>
+    </w:p>
+    <w:p>
+      <w:pPr>
         <w:pStyle w:val="Choice"/>
       </w:pPr>
       <w:r>
         <w:t>c)</w:t>
         <w:tab/>
-        <w:t>Intel</w:t>
+        <w:t>En la década de 1990</w:t>
+      </w:r>
+    </w:p>
+    <w:p>
+      <w:pPr>
+        <w:pStyle w:val="Choice"/>
+      </w:pPr>
+      <w:r>
+        <w:t>d)</w:t>
+        <w:tab/>
+        <w:t>En la década de 1960</w:t>
+      </w:r>
+    </w:p>
+    <w:p>
+      <w:pPr>
+        <w:pStyle w:val="ListNumber"/>
+      </w:pPr>
+      <w:r>
+        <w:t>¿Cuándo apareció la empresa Google con un buscador que facilitaba enormemente las búsquedas de páginas web en internet?</w:t>
+      </w:r>
+    </w:p>
+    <w:p>
+      <w:pPr>
+        <w:pStyle w:val="Choice"/>
+      </w:pPr>
+      <w:r>
+        <w:t>a)</w:t>
+        <w:tab/>
+        <w:t>En 1998</w:t>
+      </w:r>
+    </w:p>
+    <w:p>
+      <w:pPr>
+        <w:pStyle w:val="Choice"/>
+      </w:pPr>
+      <w:r>
+        <w:t>b)</w:t>
+        <w:tab/>
+        <w:t>En 1995</w:t>
+      </w:r>
+    </w:p>
+    <w:p>
+      <w:pPr>
+        <w:pStyle w:val="Choice"/>
+      </w:pPr>
+      <w:r>
+        <w:t>c)</w:t>
+        <w:tab/>
+        <w:t>En 2005</w:t>
+      </w:r>
+    </w:p>
+    <w:p>
+      <w:pPr>
+        <w:pStyle w:val="Choice"/>
+      </w:pPr>
+      <w:r>
+        <w:t>d)</w:t>
+        <w:tab/>
+        <w:t>En 2008</w:t>
+      </w:r>
+    </w:p>
+    <w:p>
+      <w:pPr>
+        <w:pStyle w:val="ListNumber"/>
+      </w:pPr>
+      <w:r>
+        <w:t>¿Qué empresa lanzó al mercado el primer teléfono inteligente con pantalla táctil en 2007?</w:t>
+      </w:r>
+    </w:p>
+    <w:p>
+      <w:pPr>
+        <w:pStyle w:val="Choice"/>
+      </w:pPr>
+      <w:r>
+        <w:t>a)</w:t>
+        <w:tab/>
+        <w:t>IBM</w:t>
+      </w:r>
+    </w:p>
+    <w:p>
+      <w:pPr>
+        <w:pStyle w:val="Choice"/>
+      </w:pPr>
+      <w:r>
+        <w:t>b)</w:t>
+        <w:tab/>
+        <w:t>Google</w:t>
+      </w:r>
+    </w:p>
+    <w:p>
+      <w:pPr>
+        <w:pStyle w:val="Choice"/>
+      </w:pPr>
+      <w:r>
+        <w:t>c)</w:t>
+        <w:tab/>
+        <w:t>Microsoft</w:t>
       </w:r>
     </w:p>
     <w:p>
@@ -1023,246 +1263,6 @@
         <w:pStyle w:val="ListNumber"/>
       </w:pPr>
       <w:r>
-        <w:t>¿Cuándo aparecieron los primeros ordenadores personales de venta masiva?</w:t>
-      </w:r>
-    </w:p>
-    <w:p>
-      <w:pPr>
-        <w:pStyle w:val="Choice"/>
-      </w:pPr>
-      <w:r>
-        <w:t>a)</w:t>
-        <w:tab/>
-        <w:t>En la década de 1990</w:t>
-      </w:r>
-    </w:p>
-    <w:p>
-      <w:pPr>
-        <w:pStyle w:val="Choice"/>
-      </w:pPr>
-      <w:r>
-        <w:t>b)</w:t>
-        <w:tab/>
-        <w:t>En la década de 1980</w:t>
-      </w:r>
-    </w:p>
-    <w:p>
-      <w:pPr>
-        <w:pStyle w:val="Choice"/>
-      </w:pPr>
-      <w:r>
-        <w:t>c)</w:t>
-        <w:tab/>
-        <w:t>En la década de 2000</w:t>
-      </w:r>
-    </w:p>
-    <w:p>
-      <w:pPr>
-        <w:pStyle w:val="Choice"/>
-      </w:pPr>
-      <w:r>
-        <w:t>d)</w:t>
-        <w:tab/>
-        <w:t>En la década de 1970</w:t>
-      </w:r>
-    </w:p>
-    <w:p>
-      <w:pPr>
-        <w:pStyle w:val="ListNumber"/>
-      </w:pPr>
-      <w:r>
-        <w:t>¿Qué empresa lanzó su ordenador personal con sistema operativo de Microsoft en 1981?</w:t>
-      </w:r>
-    </w:p>
-    <w:p>
-      <w:pPr>
-        <w:pStyle w:val="Choice"/>
-      </w:pPr>
-      <w:r>
-        <w:t>a)</w:t>
-        <w:tab/>
-        <w:t>Intel</w:t>
-      </w:r>
-    </w:p>
-    <w:p>
-      <w:pPr>
-        <w:pStyle w:val="Choice"/>
-      </w:pPr>
-      <w:r>
-        <w:t>b)</w:t>
-        <w:tab/>
-        <w:t>Google</w:t>
-      </w:r>
-    </w:p>
-    <w:p>
-      <w:pPr>
-        <w:pStyle w:val="Choice"/>
-      </w:pPr>
-      <w:r>
-        <w:t>c)</w:t>
-        <w:tab/>
-        <w:t>Apple</w:t>
-      </w:r>
-    </w:p>
-    <w:p>
-      <w:pPr>
-        <w:pStyle w:val="Choice"/>
-      </w:pPr>
-      <w:r>
-        <w:t>d)</w:t>
-        <w:tab/>
-        <w:t>IBM</w:t>
-      </w:r>
-    </w:p>
-    <w:p>
-      <w:pPr>
-        <w:pStyle w:val="ListNumber"/>
-      </w:pPr>
-      <w:r>
-        <w:t>¿En qué década comenzó a ser utilizada de forma masiva la red Arpanet, limitada a universidades, centros de cálculo o bases militares?</w:t>
-      </w:r>
-    </w:p>
-    <w:p>
-      <w:pPr>
-        <w:pStyle w:val="Choice"/>
-      </w:pPr>
-      <w:r>
-        <w:t>a)</w:t>
-        <w:tab/>
-        <w:t>En la década de 1970</w:t>
-      </w:r>
-    </w:p>
-    <w:p>
-      <w:pPr>
-        <w:pStyle w:val="Choice"/>
-      </w:pPr>
-      <w:r>
-        <w:t>b)</w:t>
-        <w:tab/>
-        <w:t>En la década de 1990</w:t>
-      </w:r>
-    </w:p>
-    <w:p>
-      <w:pPr>
-        <w:pStyle w:val="Choice"/>
-      </w:pPr>
-      <w:r>
-        <w:t>c)</w:t>
-        <w:tab/>
-        <w:t>En la década de 1960</w:t>
-      </w:r>
-    </w:p>
-    <w:p>
-      <w:pPr>
-        <w:pStyle w:val="Choice"/>
-      </w:pPr>
-      <w:r>
-        <w:t>d)</w:t>
-        <w:tab/>
-        <w:t>En la década de 1980</w:t>
-      </w:r>
-    </w:p>
-    <w:p>
-      <w:pPr>
-        <w:pStyle w:val="ListNumber"/>
-      </w:pPr>
-      <w:r>
-        <w:t>¿Cuándo apareció la empresa Google con un buscador que facilitaba enormemente las búsquedas de páginas web en internet?</w:t>
-      </w:r>
-    </w:p>
-    <w:p>
-      <w:pPr>
-        <w:pStyle w:val="Choice"/>
-      </w:pPr>
-      <w:r>
-        <w:t>a)</w:t>
-        <w:tab/>
-        <w:t>En 2005</w:t>
-      </w:r>
-    </w:p>
-    <w:p>
-      <w:pPr>
-        <w:pStyle w:val="Choice"/>
-      </w:pPr>
-      <w:r>
-        <w:t>b)</w:t>
-        <w:tab/>
-        <w:t>En 1995</w:t>
-      </w:r>
-    </w:p>
-    <w:p>
-      <w:pPr>
-        <w:pStyle w:val="Choice"/>
-      </w:pPr>
-      <w:r>
-        <w:t>c)</w:t>
-        <w:tab/>
-        <w:t>En 2008</w:t>
-      </w:r>
-    </w:p>
-    <w:p>
-      <w:pPr>
-        <w:pStyle w:val="Choice"/>
-      </w:pPr>
-      <w:r>
-        <w:t>d)</w:t>
-        <w:tab/>
-        <w:t>En 1998</w:t>
-      </w:r>
-    </w:p>
-    <w:p>
-      <w:pPr>
-        <w:pStyle w:val="ListNumber"/>
-      </w:pPr>
-      <w:r>
-        <w:t>¿Qué empresa lanzó al mercado el primer teléfono inteligente con pantalla táctil en 2007?</w:t>
-      </w:r>
-    </w:p>
-    <w:p>
-      <w:pPr>
-        <w:pStyle w:val="Choice"/>
-      </w:pPr>
-      <w:r>
-        <w:t>a)</w:t>
-        <w:tab/>
-        <w:t>Google</w:t>
-      </w:r>
-    </w:p>
-    <w:p>
-      <w:pPr>
-        <w:pStyle w:val="Choice"/>
-      </w:pPr>
-      <w:r>
-        <w:t>b)</w:t>
-        <w:tab/>
-        <w:t>Microsoft</w:t>
-      </w:r>
-    </w:p>
-    <w:p>
-      <w:pPr>
-        <w:pStyle w:val="Choice"/>
-      </w:pPr>
-      <w:r>
-        <w:t>c)</w:t>
-        <w:tab/>
-        <w:t>Apple</w:t>
-      </w:r>
-    </w:p>
-    <w:p>
-      <w:pPr>
-        <w:pStyle w:val="Choice"/>
-      </w:pPr>
-      <w:r>
-        <w:t>d)</w:t>
-        <w:tab/>
-        <w:t>IBM</w:t>
-      </w:r>
-    </w:p>
-    <w:p>
-      <w:pPr>
-        <w:pStyle w:val="ListNumber"/>
-      </w:pPr>
-      <w:r>
         <w:t>¿Qué permitió el diseño abierto del ordenador personal de IBM lanzado en 1981?</w:t>
       </w:r>
     </w:p>
@@ -1283,7 +1283,7 @@
       <w:r>
         <w:t>b)</w:t>
         <w:tab/>
-        <w:t>Que se pudiese utilizar en empresas y no solo a nivel personal.</w:t>
+        <w:t>Que el sistema operativo fuera gratuito.</w:t>
       </w:r>
     </w:p>
     <w:p>
@@ -1293,7 +1293,7 @@
       <w:r>
         <w:t>c)</w:t>
         <w:tab/>
-        <w:t>Que el sistema operativo fuera gratuito.</w:t>
+        <w:t>Que se pudiese utilizar en empresas y no solo a nivel personal.</w:t>
       </w:r>
     </w:p>
     <w:p>
@@ -1321,6 +1321,16 @@
       <w:r>
         <w:t>a)</w:t>
         <w:tab/>
+        <w:t>La tecnología de los relés electromecánicos.</w:t>
+      </w:r>
+    </w:p>
+    <w:p>
+      <w:pPr>
+        <w:pStyle w:val="Choice"/>
+      </w:pPr>
+      <w:r>
+        <w:t>b)</w:t>
+        <w:tab/>
         <w:t>La tecnología de válvulas de vacío.</w:t>
       </w:r>
     </w:p>
@@ -1329,19 +1339,9 @@
         <w:pStyle w:val="Choice"/>
       </w:pPr>
       <w:r>
-        <w:t>b)</w:t>
+        <w:t>c)</w:t>
         <w:tab/>
         <w:t>La tecnología de computación cuántica.</w:t>
-      </w:r>
-    </w:p>
-    <w:p>
-      <w:pPr>
-        <w:pStyle w:val="Choice"/>
-      </w:pPr>
-      <w:r>
-        <w:t>c)</w:t>
-        <w:tab/>
-        <w:t>La tecnología de los relés electromecánicos.</w:t>
       </w:r>
     </w:p>
     <w:p>

--- a/source-multichoice/build/es-hardware-intro-2.docx
+++ b/source-multichoice/build/es-hardware-intro-2.docx
@@ -735,7 +735,7 @@
         <w:pStyle w:val="ListNumber"/>
       </w:pPr>
       <w:r>
-        <w:t>¿Qué tipo de tecnología se utilizó en los ordenadores desarrollados durante la segunda guerra mundial?</w:t>
+        <w:t>¿Qué tipo de tecnología se utilizó en los ordenadores desarrollados durante la Segunda Guerra Mundial?</w:t>
       </w:r>
     </w:p>
     <w:p>
